--- a/Design/Login-Restyling-Design.docx
+++ b/Design/Login-Restyling-Design.docx
@@ -1,6 +1,6 @@
 
 <file path=word/document.xml><?xml version="1.0" encoding="utf-8"?>
-<w:document xmlns:wpc="http://schemas.microsoft.com/office/word/2010/wordprocessingCanvas" xmlns:cx="http://schemas.microsoft.com/office/drawing/2014/chartex" xmlns:cx1="http://schemas.microsoft.com/office/drawing/2015/9/8/chartex" xmlns:cx2="http://schemas.microsoft.com/office/drawing/2015/10/21/chartex" xmlns:cx3="http://schemas.microsoft.com/office/drawing/2016/5/9/chartex" xmlns:cx4="http://schemas.microsoft.com/office/drawing/2016/5/10/chartex" xmlns:cx5="http://schemas.microsoft.com/office/drawing/2016/5/11/chartex" xmlns:cx6="http://schemas.microsoft.com/office/drawing/2016/5/12/chartex" xmlns:cx7="http://schemas.microsoft.com/office/drawing/2016/5/13/chartex" xmlns:cx8="http://schemas.microsoft.com/office/drawing/2016/5/14/chartex" xmlns:mc="http://schemas.openxmlformats.org/markup-compatibility/2006" xmlns:aink="http://schemas.microsoft.com/office/drawing/2016/ink" xmlns:am3d="http://schemas.microsoft.com/office/drawing/2017/model3d" xmlns:o="urn:schemas-microsoft-com:office:office" xmlns:oel="http://schemas.microsoft.com/office/2019/extlst" xmlns:r="http://schemas.openxmlformats.org/officeDocument/2006/relationships" xmlns:m="http://schemas.openxmlformats.org/officeDocument/2006/math" xmlns:v="urn:schemas-microsoft-com:vml" xmlns:wp14="http://schemas.microsoft.com/office/word/2010/wordprocessingDrawing" xmlns:wp="http://schemas.openxmlformats.org/drawingml/2006/wordprocessingDrawing" xmlns:w10="urn:schemas-microsoft-com:office:word" xmlns:w="http://schemas.openxmlformats.org/wordprocessingml/2006/main" xmlns:w14="http://schemas.microsoft.com/office/word/2010/wordml" xmlns:w15="http://schemas.microsoft.com/office/word/2012/wordml" xmlns:w16cei="http://schemas.microsoft.com/office/word/2026/wordml/cei" xmlns:w16cex="http://schemas.microsoft.com/office/word/2018/wordml/cex" xmlns:w16cid="http://schemas.microsoft.com/office/word/2016/wordml/cid" xmlns:w16="http://schemas.microsoft.com/office/word/2018/wordml" xmlns:w16du="http://schemas.microsoft.com/office/word/2023/wordml/word16du" xmlns:w16sdtdh="http://schemas.microsoft.com/office/word/2020/wordml/sdtdatahash" xmlns:w16sdtfl="http://schemas.microsoft.com/office/word/2024/wordml/sdtformatlock" xmlns:w16se="http://schemas.microsoft.com/office/word/2015/wordml/symex" xmlns:wpg="http://schemas.microsoft.com/office/word/2010/wordprocessingGroup" xmlns:wpi="http://schemas.microsoft.com/office/word/2010/wordprocessingInk" xmlns:wne="http://schemas.microsoft.com/office/word/2006/wordml" xmlns:wps="http://schemas.microsoft.com/office/word/2010/wordprocessingShape" mc:Ignorable="w14 w15 w16se w16cid w16 w16cex w16sdtdh w16sdtfl w16du wp14">
+<w:document xmlns:wpc="http://schemas.microsoft.com/office/word/2010/wordprocessingCanvas" xmlns:cx="http://schemas.microsoft.com/office/drawing/2014/chartex" xmlns:cx1="http://schemas.microsoft.com/office/drawing/2015/9/8/chartex" xmlns:cx2="http://schemas.microsoft.com/office/drawing/2015/10/21/chartex" xmlns:cx3="http://schemas.microsoft.com/office/drawing/2016/5/9/chartex" xmlns:cx4="http://schemas.microsoft.com/office/drawing/2016/5/10/chartex" xmlns:cx5="http://schemas.microsoft.com/office/drawing/2016/5/11/chartex" xmlns:cx6="http://schemas.microsoft.com/office/drawing/2016/5/12/chartex" xmlns:cx7="http://schemas.microsoft.com/office/drawing/2016/5/13/chartex" xmlns:cx8="http://schemas.microsoft.com/office/drawing/2016/5/14/chartex" xmlns:mc="http://schemas.openxmlformats.org/markup-compatibility/2006" xmlns:aink="http://schemas.microsoft.com/office/drawing/2016/ink" xmlns:am3d="http://schemas.microsoft.com/office/drawing/2017/model3d" xmlns:o="urn:schemas-microsoft-com:office:office" xmlns:oel="http://schemas.microsoft.com/office/2019/extlst" xmlns:r="http://schemas.openxmlformats.org/officeDocument/2006/relationships" xmlns:m="http://schemas.openxmlformats.org/officeDocument/2006/math" xmlns:v="urn:schemas-microsoft-com:vml" xmlns:wp14="http://schemas.microsoft.com/office/word/2010/wordprocessingDrawing" xmlns:wp="http://schemas.openxmlformats.org/drawingml/2006/wordprocessingDrawing" xmlns:w10="urn:schemas-microsoft-com:office:word" xmlns:w="http://schemas.openxmlformats.org/wordprocessingml/2006/main" xmlns:w14="http://schemas.microsoft.com/office/word/2010/wordml" xmlns:w15="http://schemas.microsoft.com/office/word/2012/wordml" xmlns:w16cei="http://schemas.microsoft.com/office/word/2026/wordml/cei" xmlns:w16cex="http://schemas.microsoft.com/office/word/2018/wordml/cex" xmlns:w16cid="http://schemas.microsoft.com/office/word/2016/wordml/cid" xmlns:w16="http://schemas.microsoft.com/office/word/2018/wordml" xmlns:w16du="http://schemas.microsoft.com/office/word/2023/wordml/word16du" xmlns:w16sdtdh="http://schemas.microsoft.com/office/word/2020/wordml/sdtdatahash" xmlns:w16sdtfl="http://schemas.microsoft.com/office/word/2024/wordml/sdtformatlock" xmlns:w16se="http://schemas.microsoft.com/office/word/2015/wordml/symex" xmlns:wpg="http://schemas.microsoft.com/office/word/2010/wordprocessingGroup" xmlns:wpi="http://schemas.microsoft.com/office/word/2010/wordprocessingInk" xmlns:wne="http://schemas.microsoft.com/office/word/2006/wordml" xmlns:wps="http://schemas.microsoft.com/office/word/2010/wordprocessingShape" xmlns:a="http://schemas.openxmlformats.org/drawingml/2006/main" xmlns:pic="http://schemas.openxmlformats.org/drawingml/2006/picture" mc:Ignorable="w14 w15 w16se w16cid w16 w16cex w16sdtdh w16sdtfl w16du wp14">
   <w:body>
     <w:p>
       <w:pPr>
@@ -32,12 +32,12 @@
       <w:tblPr>
         <w:tblW w:w="9360" w:type="dxa"/>
         <w:tblBorders>
-          <w:top w:val="single" w:sz="4" w:space="0" w:color="auto"/>
-          <w:left w:val="single" w:sz="4" w:space="0" w:color="auto"/>
-          <w:bottom w:val="single" w:sz="4" w:space="0" w:color="auto"/>
-          <w:right w:val="single" w:sz="4" w:space="0" w:color="auto"/>
-          <w:insideH w:val="single" w:sz="4" w:space="0" w:color="auto"/>
-          <w:insideV w:val="single" w:sz="4" w:space="0" w:color="auto"/>
+          <w:top w:val="single" w:color="auto" w:sz="4" w:space="0"/>
+          <w:left w:val="single" w:color="auto" w:sz="4" w:space="0"/>
+          <w:bottom w:val="single" w:color="auto" w:sz="4" w:space="0"/>
+          <w:right w:val="single" w:color="auto" w:sz="4" w:space="0"/>
+          <w:insideH w:val="single" w:color="auto" w:sz="4" w:space="0"/>
+          <w:insideV w:val="single" w:color="auto" w:sz="4" w:space="0"/>
         </w:tblBorders>
         <w:tblCellMar>
           <w:left w:w="10" w:type="dxa"/>
@@ -607,7 +607,6 @@
           <w:sz w:val="26"/>
           <w:szCs w:val="26"/>
         </w:rPr>
-        <w:lastRenderedPageBreak/>
         <w:t>Design decisions</w:t>
       </w:r>
     </w:p>
@@ -615,12 +614,12 @@
       <w:tblPr>
         <w:tblW w:w="9360" w:type="dxa"/>
         <w:tblBorders>
-          <w:top w:val="single" w:sz="4" w:space="0" w:color="auto"/>
-          <w:left w:val="single" w:sz="4" w:space="0" w:color="auto"/>
-          <w:bottom w:val="single" w:sz="4" w:space="0" w:color="auto"/>
-          <w:right w:val="single" w:sz="4" w:space="0" w:color="auto"/>
-          <w:insideH w:val="single" w:sz="4" w:space="0" w:color="auto"/>
-          <w:insideV w:val="single" w:sz="4" w:space="0" w:color="auto"/>
+          <w:top w:val="single" w:color="auto" w:sz="4" w:space="0"/>
+          <w:left w:val="single" w:color="auto" w:sz="4" w:space="0"/>
+          <w:bottom w:val="single" w:color="auto" w:sz="4" w:space="0"/>
+          <w:right w:val="single" w:color="auto" w:sz="4" w:space="0"/>
+          <w:insideH w:val="single" w:color="auto" w:sz="4" w:space="0"/>
+          <w:insideV w:val="single" w:color="auto" w:sz="4" w:space="0"/>
         </w:tblBorders>
         <w:tblCellMar>
           <w:left w:w="10" w:type="dxa"/>
@@ -1480,12 +1479,12 @@
       <w:tblPr>
         <w:tblW w:w="9360" w:type="dxa"/>
         <w:tblBorders>
-          <w:top w:val="single" w:sz="4" w:space="0" w:color="auto"/>
-          <w:left w:val="single" w:sz="4" w:space="0" w:color="auto"/>
-          <w:bottom w:val="single" w:sz="4" w:space="0" w:color="auto"/>
-          <w:right w:val="single" w:sz="4" w:space="0" w:color="auto"/>
-          <w:insideH w:val="single" w:sz="4" w:space="0" w:color="auto"/>
-          <w:insideV w:val="single" w:sz="4" w:space="0" w:color="auto"/>
+          <w:top w:val="single" w:color="auto" w:sz="4" w:space="0"/>
+          <w:left w:val="single" w:color="auto" w:sz="4" w:space="0"/>
+          <w:bottom w:val="single" w:color="auto" w:sz="4" w:space="0"/>
+          <w:right w:val="single" w:color="auto" w:sz="4" w:space="0"/>
+          <w:insideH w:val="single" w:color="auto" w:sz="4" w:space="0"/>
+          <w:insideV w:val="single" w:color="auto" w:sz="4" w:space="0"/>
         </w:tblBorders>
         <w:tblCellMar>
           <w:left w:w="10" w:type="dxa"/>
@@ -2552,7 +2551,6 @@
           <w:sz w:val="26"/>
           <w:szCs w:val="26"/>
         </w:rPr>
-        <w:lastRenderedPageBreak/>
         <w:t>Login scope</w:t>
       </w:r>
     </w:p>
@@ -2662,12 +2660,12 @@
       <w:tblPr>
         <w:tblW w:w="9360" w:type="dxa"/>
         <w:tblBorders>
-          <w:top w:val="single" w:sz="4" w:space="0" w:color="auto"/>
-          <w:left w:val="single" w:sz="4" w:space="0" w:color="auto"/>
-          <w:bottom w:val="single" w:sz="4" w:space="0" w:color="auto"/>
-          <w:right w:val="single" w:sz="4" w:space="0" w:color="auto"/>
-          <w:insideH w:val="single" w:sz="4" w:space="0" w:color="auto"/>
-          <w:insideV w:val="single" w:sz="4" w:space="0" w:color="auto"/>
+          <w:top w:val="single" w:color="auto" w:sz="4" w:space="0"/>
+          <w:left w:val="single" w:color="auto" w:sz="4" w:space="0"/>
+          <w:bottom w:val="single" w:color="auto" w:sz="4" w:space="0"/>
+          <w:right w:val="single" w:color="auto" w:sz="4" w:space="0"/>
+          <w:insideH w:val="single" w:color="auto" w:sz="4" w:space="0"/>
+          <w:insideV w:val="single" w:color="auto" w:sz="4" w:space="0"/>
         </w:tblBorders>
         <w:tblCellMar>
           <w:left w:w="10" w:type="dxa"/>
@@ -3360,7 +3358,6 @@
           <w:sz w:val="26"/>
           <w:szCs w:val="26"/>
         </w:rPr>
-        <w:lastRenderedPageBreak/>
         <w:t>Screens</w:t>
       </w:r>
     </w:p>
@@ -3383,10 +3380,10 @@
     <w:p>
       <w:pPr>
         <w:pBdr>
-          <w:top w:val="single" w:sz="6" w:space="0" w:color="AAAAAA"/>
-          <w:left w:val="single" w:sz="6" w:space="0" w:color="AAAAAA"/>
-          <w:bottom w:val="single" w:sz="6" w:space="0" w:color="AAAAAA"/>
-          <w:right w:val="single" w:sz="6" w:space="0" w:color="AAAAAA"/>
+          <w:top w:val="single" w:color="AAAAAA" w:sz="6" w:space="0"/>
+          <w:left w:val="single" w:color="AAAAAA" w:sz="6" w:space="0"/>
+          <w:bottom w:val="single" w:color="AAAAAA" w:sz="6" w:space="0"/>
+          <w:right w:val="single" w:color="AAAAAA" w:sz="6" w:space="0"/>
         </w:pBdr>
         <w:spacing w:before="100" w:after="180"/>
         <w:jc w:val="center"/>
@@ -3454,10 +3451,10 @@
     <w:p>
       <w:pPr>
         <w:pBdr>
-          <w:top w:val="single" w:sz="6" w:space="0" w:color="AAAAAA"/>
-          <w:left w:val="single" w:sz="6" w:space="0" w:color="AAAAAA"/>
-          <w:bottom w:val="single" w:sz="6" w:space="0" w:color="AAAAAA"/>
-          <w:right w:val="single" w:sz="6" w:space="0" w:color="AAAAAA"/>
+          <w:top w:val="single" w:color="AAAAAA" w:sz="6" w:space="0"/>
+          <w:left w:val="single" w:color="AAAAAA" w:sz="6" w:space="0"/>
+          <w:bottom w:val="single" w:color="AAAAAA" w:sz="6" w:space="0"/>
+          <w:right w:val="single" w:color="AAAAAA" w:sz="6" w:space="0"/>
         </w:pBdr>
         <w:spacing w:before="100" w:after="180"/>
         <w:jc w:val="center"/>
@@ -3469,7 +3466,6 @@
         <w:rPr>
           <w:rFonts w:asciiTheme="minorHAnsi" w:hAnsiTheme="minorHAnsi"/>
         </w:rPr>
-        <w:lastRenderedPageBreak/>
         <w:drawing>
           <wp:inline distT="0" distB="0" distL="0" distR="0" wp14:anchorId="43838FA8" wp14:editId="0A709941">
             <wp:extent cx="4300537" cy="5955678"/>
@@ -3526,10 +3522,10 @@
     <w:p>
       <w:pPr>
         <w:pBdr>
-          <w:top w:val="single" w:sz="6" w:space="0" w:color="AAAAAA"/>
-          <w:left w:val="single" w:sz="6" w:space="0" w:color="AAAAAA"/>
-          <w:bottom w:val="single" w:sz="6" w:space="0" w:color="AAAAAA"/>
-          <w:right w:val="single" w:sz="6" w:space="0" w:color="AAAAAA"/>
+          <w:top w:val="single" w:color="AAAAAA" w:sz="6" w:space="0"/>
+          <w:left w:val="single" w:color="AAAAAA" w:sz="6" w:space="0"/>
+          <w:bottom w:val="single" w:color="AAAAAA" w:sz="6" w:space="0"/>
+          <w:right w:val="single" w:color="AAAAAA" w:sz="6" w:space="0"/>
         </w:pBdr>
         <w:spacing w:before="100" w:after="180"/>
         <w:jc w:val="center"/>
@@ -3541,7 +3537,6 @@
         <w:rPr>
           <w:rFonts w:asciiTheme="minorHAnsi" w:hAnsiTheme="minorHAnsi"/>
         </w:rPr>
-        <w:lastRenderedPageBreak/>
         <w:drawing>
           <wp:inline distT="0" distB="0" distL="0" distR="0" wp14:anchorId="1E2C7EAD" wp14:editId="21ED0DBC">
             <wp:extent cx="5929313" cy="8723228"/>
@@ -3592,17 +3587,16 @@
           <w:sz w:val="22"/>
           <w:szCs w:val="22"/>
         </w:rPr>
-        <w:lastRenderedPageBreak/>
         <w:t>Team card — edge cases</w:t>
       </w:r>
     </w:p>
     <w:p>
       <w:pPr>
         <w:pBdr>
-          <w:top w:val="single" w:sz="6" w:space="0" w:color="AAAAAA"/>
-          <w:left w:val="single" w:sz="6" w:space="0" w:color="AAAAAA"/>
-          <w:bottom w:val="single" w:sz="6" w:space="0" w:color="AAAAAA"/>
-          <w:right w:val="single" w:sz="6" w:space="0" w:color="AAAAAA"/>
+          <w:top w:val="single" w:color="AAAAAA" w:sz="6" w:space="0"/>
+          <w:left w:val="single" w:color="AAAAAA" w:sz="6" w:space="0"/>
+          <w:bottom w:val="single" w:color="AAAAAA" w:sz="6" w:space="0"/>
+          <w:right w:val="single" w:color="AAAAAA" w:sz="6" w:space="0"/>
         </w:pBdr>
         <w:spacing w:before="100" w:after="180"/>
         <w:jc w:val="center"/>
@@ -3687,12 +3681,12 @@
       <w:tblPr>
         <w:tblW w:w="9360" w:type="dxa"/>
         <w:tblBorders>
-          <w:top w:val="single" w:sz="4" w:space="0" w:color="auto"/>
-          <w:left w:val="single" w:sz="4" w:space="0" w:color="auto"/>
-          <w:bottom w:val="single" w:sz="4" w:space="0" w:color="auto"/>
-          <w:right w:val="single" w:sz="4" w:space="0" w:color="auto"/>
-          <w:insideH w:val="single" w:sz="4" w:space="0" w:color="auto"/>
-          <w:insideV w:val="single" w:sz="4" w:space="0" w:color="auto"/>
+          <w:top w:val="single" w:color="auto" w:sz="4" w:space="0"/>
+          <w:left w:val="single" w:color="auto" w:sz="4" w:space="0"/>
+          <w:bottom w:val="single" w:color="auto" w:sz="4" w:space="0"/>
+          <w:right w:val="single" w:color="auto" w:sz="4" w:space="0"/>
+          <w:insideH w:val="single" w:color="auto" w:sz="4" w:space="0"/>
+          <w:insideV w:val="single" w:color="auto" w:sz="4" w:space="0"/>
         </w:tblBorders>
         <w:tblCellMar>
           <w:left w:w="10" w:type="dxa"/>
@@ -3811,11 +3805,13 @@
             </w:tcMar>
           </w:tcPr>
           <w:p>
-            <w:pPr>
-              <w:rPr>
-                <w:rFonts w:asciiTheme="minorHAnsi" w:hAnsiTheme="minorHAnsi"/>
-              </w:rPr>
-            </w:pPr>
+            <w:pPr/>
+            <w:r>
+              <w:rPr>
+                <w:rFonts w:ascii="Aptos" w:hAnsi="Aptos" w:asciiTheme="minorAscii" w:hAnsiTheme="minorAscii"/>
+              </w:rPr>
+              <w:t>BA – Jaidyn Dinh Nguyen</w:t>
+            </w:r>
           </w:p>
         </w:tc>
       </w:tr>
@@ -3861,11 +3857,13 @@
             </w:tcMar>
           </w:tcPr>
           <w:p>
-            <w:pPr>
-              <w:rPr>
-                <w:rFonts w:asciiTheme="minorHAnsi" w:hAnsiTheme="minorHAnsi"/>
-              </w:rPr>
-            </w:pPr>
+            <w:pPr/>
+            <w:r>
+              <w:rPr>
+                <w:rFonts w:ascii="Aptos" w:hAnsi="Aptos" w:asciiTheme="minorAscii" w:hAnsiTheme="minorAscii"/>
+              </w:rPr>
+              <w:t>12/08/26</w:t>
+            </w:r>
           </w:p>
         </w:tc>
       </w:tr>
@@ -3913,22 +3911,46 @@
           <w:p>
             <w:pPr>
               <w:rPr>
-                <w:rFonts w:asciiTheme="minorHAnsi" w:hAnsiTheme="minorHAnsi"/>
-              </w:rPr>
-            </w:pPr>
-            <w:proofErr w:type="gramStart"/>
-            <w:r>
-              <w:rPr>
-                <w:rFonts w:asciiTheme="minorHAnsi" w:hAnsiTheme="minorHAnsi"/>
-              </w:rPr>
-              <w:t>Approved  /</w:t>
-            </w:r>
-            <w:proofErr w:type="gramEnd"/>
-            <w:r>
-              <w:rPr>
-                <w:rFonts w:asciiTheme="minorHAnsi" w:hAnsiTheme="minorHAnsi"/>
-              </w:rPr>
-              <w:t xml:space="preserve">  Changes requested</w:t>
+                <w:rFonts w:ascii="Aptos" w:hAnsi="Aptos" w:asciiTheme="minorAscii" w:hAnsiTheme="minorAscii"/>
+              </w:rPr>
+            </w:pPr>
+            <w:r>
+              <w:rPr>
+                <w:rFonts w:ascii="Aptos" w:hAnsi="Aptos" w:asciiTheme="minorAscii" w:hAnsiTheme="minorAscii"/>
+                <w:b w:val="1"/>
+                <w:bCs w:val="1"/>
+              </w:rPr>
+              <w:t xml:space="preserve">Approved </w:t>
+            </w:r>
+            <w:r>
+              <w:rPr>
+                <w:rFonts w:ascii="Aptos" w:hAnsi="Aptos" w:asciiTheme="minorAscii" w:hAnsiTheme="minorAscii"/>
+                <w:b w:val="1"/>
+                <w:bCs w:val="1"/>
+              </w:rPr>
+              <w:t xml:space="preserve">/ </w:t>
+            </w:r>
+            <w:r>
+              <w:rPr>
+                <w:rFonts w:ascii="Aptos" w:hAnsi="Aptos" w:asciiTheme="minorAscii" w:hAnsiTheme="minorAscii"/>
+                <w:b w:val="0"/>
+                <w:bCs w:val="0"/>
+              </w:rPr>
+              <w:t>Changes</w:t>
+            </w:r>
+            <w:r>
+              <w:rPr>
+                <w:rFonts w:ascii="Aptos" w:hAnsi="Aptos" w:asciiTheme="minorAscii" w:hAnsiTheme="minorAscii"/>
+                <w:b w:val="0"/>
+                <w:bCs w:val="0"/>
+              </w:rPr>
+              <w:t xml:space="preserve"> </w:t>
+            </w:r>
+            <w:r>
+              <w:rPr>
+                <w:rFonts w:ascii="Aptos" w:hAnsi="Aptos" w:asciiTheme="minorAscii" w:hAnsiTheme="minorAscii"/>
+              </w:rPr>
+              <w:t>requested</w:t>
             </w:r>
           </w:p>
         </w:tc>
@@ -3975,11 +3997,31 @@
             </w:tcMar>
           </w:tcPr>
           <w:p>
-            <w:pPr>
-              <w:rPr>
-                <w:rFonts w:asciiTheme="minorHAnsi" w:hAnsiTheme="minorHAnsi"/>
-              </w:rPr>
-            </w:pPr>
+            <w:pPr/>
+            <w:r>
+              <w:rPr>
+                <w:rFonts w:ascii="Aptos" w:hAnsi="Aptos" w:asciiTheme="minorAscii" w:hAnsiTheme="minorAscii"/>
+              </w:rPr>
+              <w:t>Looks good and a</w:t>
+            </w:r>
+            <w:r>
+              <w:rPr>
+                <w:rFonts w:ascii="Aptos" w:hAnsi="Aptos" w:asciiTheme="minorAscii" w:hAnsiTheme="minorAscii"/>
+              </w:rPr>
+              <w:t xml:space="preserve">ligns with my requirements, however a few things to clarify </w:t>
+            </w:r>
+            <w:r>
+              <w:rPr>
+                <w:rFonts w:ascii="Aptos" w:hAnsi="Aptos" w:asciiTheme="minorAscii" w:hAnsiTheme="minorAscii"/>
+              </w:rPr>
+              <w:t xml:space="preserve">are </w:t>
+            </w:r>
+            <w:r>
+              <w:rPr>
+                <w:rFonts w:ascii="Aptos" w:hAnsi="Aptos" w:asciiTheme="minorAscii" w:hAnsiTheme="minorAscii"/>
+              </w:rPr>
+              <w:t>how long roles are handled, what happens when names or blurbs exceed their maximum lines, and how missing name/role/blurb information is handled.</w:t>
+            </w:r>
           </w:p>
         </w:tc>
       </w:tr>
@@ -3992,7 +4034,7 @@
       </w:pPr>
     </w:p>
     <w:sectPr>
-      <w:pgSz w:w="12240" w:h="15840"/>
+      <w:pgSz w:w="12240" w:h="15840" w:orient="portrait"/>
       <w:pgMar w:top="1440" w:right="1440" w:bottom="1440" w:left="1440" w:header="708" w:footer="708" w:gutter="0"/>
       <w:cols w:space="720"/>
       <w:docGrid w:linePitch="360"/>
@@ -4099,11 +4141,11 @@
 </file>
 
 <file path=word/styles.xml><?xml version="1.0" encoding="utf-8"?>
-<w:styles xmlns:mc="http://schemas.openxmlformats.org/markup-compatibility/2006" xmlns:r="http://schemas.openxmlformats.org/officeDocument/2006/relationships" xmlns:w="http://schemas.openxmlformats.org/wordprocessingml/2006/main" xmlns:w14="http://schemas.microsoft.com/office/word/2010/wordml" xmlns:w15="http://schemas.microsoft.com/office/word/2012/wordml" xmlns:w16cex="http://schemas.microsoft.com/office/word/2018/wordml/cex" xmlns:w16cid="http://schemas.microsoft.com/office/word/2016/wordml/cid" xmlns:w16="http://schemas.microsoft.com/office/word/2018/wordml" xmlns:w16du="http://schemas.microsoft.com/office/word/2023/wordml/word16du" xmlns:w16sdtdh="http://schemas.microsoft.com/office/word/2020/wordml/sdtdatahash" xmlns:w16sdtfl="http://schemas.microsoft.com/office/word/2024/wordml/sdtformatlock" xmlns:w16se="http://schemas.microsoft.com/office/word/2015/wordml/symex" mc:Ignorable="w14 w15 w16se w16cid w16 w16cex w16sdtdh w16sdtfl w16du">
+<w:styles xmlns:wp14="http://schemas.microsoft.com/office/word/2010/wordprocessingDrawing" xmlns:mc="http://schemas.openxmlformats.org/markup-compatibility/2006" xmlns:r="http://schemas.openxmlformats.org/officeDocument/2006/relationships" xmlns:w="http://schemas.openxmlformats.org/wordprocessingml/2006/main" xmlns:w14="http://schemas.microsoft.com/office/word/2010/wordml" xmlns:w15="http://schemas.microsoft.com/office/word/2012/wordml" xmlns:w16cex="http://schemas.microsoft.com/office/word/2018/wordml/cex" xmlns:w16cid="http://schemas.microsoft.com/office/word/2016/wordml/cid" xmlns:w16="http://schemas.microsoft.com/office/word/2018/wordml" xmlns:w16du="http://schemas.microsoft.com/office/word/2023/wordml/word16du" xmlns:w16sdtdh="http://schemas.microsoft.com/office/word/2020/wordml/sdtdatahash" xmlns:w16sdtfl="http://schemas.microsoft.com/office/word/2024/wordml/sdtformatlock" xmlns:w16se="http://schemas.microsoft.com/office/word/2015/wordml/symex" mc:Ignorable="w14 w15 w16se w16cid w16 w16cex w16sdtdh w16sdtfl w16du wp14">
   <w:docDefaults>
     <w:rPrDefault>
       <w:rPr>
-        <w:rFonts w:ascii="Times New Roman" w:eastAsia="Times New Roman" w:hAnsi="Times New Roman" w:cs="Times New Roman"/>
+        <w:rFonts w:ascii="Times New Roman" w:hAnsi="Times New Roman" w:eastAsia="Times New Roman" w:cs="Times New Roman"/>
         <w:lang w:val="en-AU" w:eastAsia="en-AU" w:bidi="ar-SA"/>
       </w:rPr>
     </w:rPrDefault>
@@ -4112,14 +4154,14 @@
   <w:latentStyles w:defLockedState="0" w:defUIPriority="99" w:defSemiHidden="0" w:defUnhideWhenUsed="0" w:defQFormat="0" w:count="376">
     <w:lsdException w:name="Normal" w:uiPriority="0" w:qFormat="1"/>
     <w:lsdException w:name="heading 1" w:uiPriority="9" w:qFormat="1"/>
-    <w:lsdException w:name="heading 2" w:semiHidden="1" w:uiPriority="9" w:unhideWhenUsed="1" w:qFormat="1"/>
-    <w:lsdException w:name="heading 3" w:semiHidden="1" w:uiPriority="9" w:unhideWhenUsed="1" w:qFormat="1"/>
-    <w:lsdException w:name="heading 4" w:semiHidden="1" w:uiPriority="9" w:unhideWhenUsed="1" w:qFormat="1"/>
-    <w:lsdException w:name="heading 5" w:semiHidden="1" w:uiPriority="9" w:unhideWhenUsed="1" w:qFormat="1"/>
-    <w:lsdException w:name="heading 6" w:semiHidden="1" w:uiPriority="9" w:unhideWhenUsed="1" w:qFormat="1"/>
-    <w:lsdException w:name="heading 7" w:semiHidden="1" w:uiPriority="9" w:unhideWhenUsed="1" w:qFormat="1"/>
-    <w:lsdException w:name="heading 8" w:semiHidden="1" w:uiPriority="9" w:unhideWhenUsed="1" w:qFormat="1"/>
-    <w:lsdException w:name="heading 9" w:semiHidden="1" w:uiPriority="9" w:unhideWhenUsed="1" w:qFormat="1"/>
+    <w:lsdException w:name="heading 2" w:uiPriority="9" w:semiHidden="1" w:unhideWhenUsed="1" w:qFormat="1"/>
+    <w:lsdException w:name="heading 3" w:uiPriority="9" w:semiHidden="1" w:unhideWhenUsed="1" w:qFormat="1"/>
+    <w:lsdException w:name="heading 4" w:uiPriority="9" w:semiHidden="1" w:unhideWhenUsed="1" w:qFormat="1"/>
+    <w:lsdException w:name="heading 5" w:uiPriority="9" w:semiHidden="1" w:unhideWhenUsed="1" w:qFormat="1"/>
+    <w:lsdException w:name="heading 6" w:uiPriority="9" w:semiHidden="1" w:unhideWhenUsed="1" w:qFormat="1"/>
+    <w:lsdException w:name="heading 7" w:uiPriority="9" w:semiHidden="1" w:unhideWhenUsed="1" w:qFormat="1"/>
+    <w:lsdException w:name="heading 8" w:uiPriority="9" w:semiHidden="1" w:unhideWhenUsed="1" w:qFormat="1"/>
+    <w:lsdException w:name="heading 9" w:uiPriority="9" w:semiHidden="1" w:unhideWhenUsed="1" w:qFormat="1"/>
     <w:lsdException w:name="index 1" w:semiHidden="1" w:unhideWhenUsed="1"/>
     <w:lsdException w:name="index 2" w:semiHidden="1" w:unhideWhenUsed="1"/>
     <w:lsdException w:name="index 3" w:semiHidden="1" w:unhideWhenUsed="1"/>
@@ -4129,22 +4171,22 @@
     <w:lsdException w:name="index 7" w:semiHidden="1" w:unhideWhenUsed="1"/>
     <w:lsdException w:name="index 8" w:semiHidden="1" w:unhideWhenUsed="1"/>
     <w:lsdException w:name="index 9" w:semiHidden="1" w:unhideWhenUsed="1"/>
-    <w:lsdException w:name="toc 1" w:semiHidden="1" w:uiPriority="39" w:unhideWhenUsed="1"/>
-    <w:lsdException w:name="toc 2" w:semiHidden="1" w:uiPriority="39" w:unhideWhenUsed="1"/>
-    <w:lsdException w:name="toc 3" w:semiHidden="1" w:uiPriority="39" w:unhideWhenUsed="1"/>
-    <w:lsdException w:name="toc 4" w:semiHidden="1" w:uiPriority="39" w:unhideWhenUsed="1"/>
-    <w:lsdException w:name="toc 5" w:semiHidden="1" w:uiPriority="39" w:unhideWhenUsed="1"/>
-    <w:lsdException w:name="toc 6" w:semiHidden="1" w:uiPriority="39" w:unhideWhenUsed="1"/>
-    <w:lsdException w:name="toc 7" w:semiHidden="1" w:uiPriority="39" w:unhideWhenUsed="1"/>
-    <w:lsdException w:name="toc 8" w:semiHidden="1" w:uiPriority="39" w:unhideWhenUsed="1"/>
-    <w:lsdException w:name="toc 9" w:semiHidden="1" w:uiPriority="39" w:unhideWhenUsed="1"/>
+    <w:lsdException w:name="toc 1" w:uiPriority="39" w:semiHidden="1" w:unhideWhenUsed="1"/>
+    <w:lsdException w:name="toc 2" w:uiPriority="39" w:semiHidden="1" w:unhideWhenUsed="1"/>
+    <w:lsdException w:name="toc 3" w:uiPriority="39" w:semiHidden="1" w:unhideWhenUsed="1"/>
+    <w:lsdException w:name="toc 4" w:uiPriority="39" w:semiHidden="1" w:unhideWhenUsed="1"/>
+    <w:lsdException w:name="toc 5" w:uiPriority="39" w:semiHidden="1" w:unhideWhenUsed="1"/>
+    <w:lsdException w:name="toc 6" w:uiPriority="39" w:semiHidden="1" w:unhideWhenUsed="1"/>
+    <w:lsdException w:name="toc 7" w:uiPriority="39" w:semiHidden="1" w:unhideWhenUsed="1"/>
+    <w:lsdException w:name="toc 8" w:uiPriority="39" w:semiHidden="1" w:unhideWhenUsed="1"/>
+    <w:lsdException w:name="toc 9" w:uiPriority="39" w:semiHidden="1" w:unhideWhenUsed="1"/>
     <w:lsdException w:name="Normal Indent" w:semiHidden="1" w:unhideWhenUsed="1"/>
     <w:lsdException w:name="footnote text" w:semiHidden="1" w:unhideWhenUsed="1"/>
     <w:lsdException w:name="annotation text" w:semiHidden="1" w:unhideWhenUsed="1"/>
     <w:lsdException w:name="header" w:semiHidden="1" w:unhideWhenUsed="1"/>
     <w:lsdException w:name="footer" w:semiHidden="1" w:unhideWhenUsed="1"/>
     <w:lsdException w:name="index heading" w:semiHidden="1" w:unhideWhenUsed="1"/>
-    <w:lsdException w:name="caption" w:semiHidden="1" w:uiPriority="35" w:unhideWhenUsed="1" w:qFormat="1"/>
+    <w:lsdException w:name="caption" w:uiPriority="35" w:semiHidden="1" w:unhideWhenUsed="1" w:qFormat="1"/>
     <w:lsdException w:name="table of figures" w:semiHidden="1" w:unhideWhenUsed="1"/>
     <w:lsdException w:name="envelope address" w:semiHidden="1" w:unhideWhenUsed="1"/>
     <w:lsdException w:name="envelope return" w:semiHidden="1" w:unhideWhenUsed="1"/>
@@ -4175,7 +4217,7 @@
     <w:lsdException w:name="Title" w:uiPriority="10" w:qFormat="1"/>
     <w:lsdException w:name="Closing" w:semiHidden="1" w:unhideWhenUsed="1"/>
     <w:lsdException w:name="Signature" w:semiHidden="1" w:unhideWhenUsed="1"/>
-    <w:lsdException w:name="Default Paragraph Font" w:semiHidden="1" w:uiPriority="1" w:unhideWhenUsed="1"/>
+    <w:lsdException w:name="Default Paragraph Font" w:uiPriority="1" w:semiHidden="1" w:unhideWhenUsed="1"/>
     <w:lsdException w:name="Body Text" w:semiHidden="1" w:unhideWhenUsed="1"/>
     <w:lsdException w:name="Body Text Indent" w:semiHidden="1" w:unhideWhenUsed="1"/>
     <w:lsdException w:name="List Continue" w:semiHidden="1" w:unhideWhenUsed="1"/>
@@ -4375,8 +4417,8 @@
     <w:lsdException w:name="Subtle Reference" w:uiPriority="31" w:qFormat="1"/>
     <w:lsdException w:name="Intense Reference" w:uiPriority="32" w:qFormat="1"/>
     <w:lsdException w:name="Book Title" w:uiPriority="33" w:qFormat="1"/>
-    <w:lsdException w:name="Bibliography" w:semiHidden="1" w:uiPriority="37" w:unhideWhenUsed="1"/>
-    <w:lsdException w:name="TOC Heading" w:semiHidden="1" w:uiPriority="39" w:unhideWhenUsed="1" w:qFormat="1"/>
+    <w:lsdException w:name="Bibliography" w:uiPriority="37" w:semiHidden="1" w:unhideWhenUsed="1"/>
+    <w:lsdException w:name="TOC Heading" w:uiPriority="39" w:semiHidden="1" w:unhideWhenUsed="1" w:qFormat="1"/>
     <w:lsdException w:name="Plain Table 1" w:uiPriority="41"/>
     <w:lsdException w:name="Plain Table 2" w:uiPriority="42"/>
     <w:lsdException w:name="Plain Table 3" w:uiPriority="43"/>
@@ -4487,7 +4529,7 @@
     <w:lsdException w:name="Unresolved Mention" w:semiHidden="1" w:unhideWhenUsed="1"/>
     <w:lsdException w:name="Smart Link" w:semiHidden="1" w:unhideWhenUsed="1"/>
   </w:latentStyles>
-  <w:style w:type="paragraph" w:default="1" w:styleId="Normal">
+  <w:style w:type="paragraph" w:styleId="Normal" w:default="1">
     <w:name w:val="Normal"/>
     <w:qFormat/>
   </w:style>
@@ -4576,13 +4618,13 @@
       <w:color w:val="1F4D78"/>
     </w:rPr>
   </w:style>
-  <w:style w:type="character" w:default="1" w:styleId="DefaultParagraphFont">
+  <w:style w:type="character" w:styleId="DefaultParagraphFont" w:default="1">
     <w:name w:val="Default Paragraph Font"/>
     <w:uiPriority w:val="1"/>
     <w:semiHidden/>
     <w:unhideWhenUsed/>
   </w:style>
-  <w:style w:type="table" w:default="1" w:styleId="TableNormal">
+  <w:style w:type="table" w:styleId="TableNormal" w:default="1">
     <w:name w:val="Normal Table"/>
     <w:uiPriority w:val="99"/>
     <w:semiHidden/>
@@ -4597,7 +4639,7 @@
       </w:tblCellMar>
     </w:tblPr>
   </w:style>
-  <w:style w:type="numbering" w:default="1" w:styleId="NoList">
+  <w:style w:type="numbering" w:styleId="NoList" w:default="1">
     <w:name w:val="No List"/>
     <w:uiPriority w:val="99"/>
     <w:semiHidden/>
@@ -4612,7 +4654,7 @@
       <w:szCs w:val="56"/>
     </w:rPr>
   </w:style>
-  <w:style w:type="paragraph" w:customStyle="1" w:styleId="Strong1">
+  <w:style w:type="paragraph" w:styleId="Strong1" w:customStyle="1">
     <w:name w:val="Strong1"/>
     <w:qFormat/>
     <w:rPr>
@@ -4649,7 +4691,7 @@
     <w:semiHidden/>
     <w:unhideWhenUsed/>
   </w:style>
-  <w:style w:type="character" w:customStyle="1" w:styleId="FootnoteTextChar">
+  <w:style w:type="character" w:styleId="FootnoteTextChar" w:customStyle="1">
     <w:name w:val="Footnote Text Char"/>
     <w:link w:val="FootnoteText"/>
     <w:uiPriority w:val="99"/>
@@ -4676,7 +4718,7 @@
     <w:semiHidden/>
     <w:unhideWhenUsed/>
   </w:style>
-  <w:style w:type="character" w:customStyle="1" w:styleId="EndnoteTextChar">
+  <w:style w:type="character" w:styleId="EndnoteTextChar" w:customStyle="1">
     <w:name w:val="Endnote Text Char"/>
     <w:link w:val="EndnoteText"/>
     <w:uiPriority w:val="99"/>
@@ -4687,7 +4729,7 @@
       <w:szCs w:val="20"/>
     </w:rPr>
   </w:style>
-  <w:style w:type="character" w:customStyle="1" w:styleId="Heading1Char">
+  <w:style w:type="character" w:styleId="Heading1Char" w:customStyle="1">
     <w:name w:val="Heading 1 Char"/>
     <w:basedOn w:val="DefaultParagraphFont"/>
     <w:link w:val="Heading1"/>
@@ -4703,7 +4745,7 @@
 </file>
 
 <file path=word/theme/theme1.xml><?xml version="1.0" encoding="utf-8"?>
-<a:theme xmlns:a="http://schemas.openxmlformats.org/drawingml/2006/main" name="Office Theme">
+<a:theme xmlns:a="http://schemas.openxmlformats.org/drawingml/2006/main" xmlns:thm15="http://schemas.microsoft.com/office/thememl/2012/main" name="Office Theme">
   <a:themeElements>
     <a:clrScheme name="Office">
       <a:dk1>
@@ -5015,4 +5057,213 @@
     </a:ext>
   </a:extLst>
 </a:theme>
+</file>
+
+<file path=customXml/item1.xml><?xml version="1.0" encoding="utf-8"?>
+<ct:contentTypeSchema xmlns:ct="http://schemas.microsoft.com/office/2006/metadata/contentType" xmlns:ma="http://schemas.microsoft.com/office/2006/metadata/properties/metaAttributes" ct:_="" ma:_="" ma:contentTypeName="Document" ma:contentTypeID="0x01010096DE152E2C6A8C42B049878071E35BFA" ma:contentTypeVersion="10" ma:contentTypeDescription="Create a new document." ma:contentTypeScope="" ma:versionID="9826c4bb90475e5c541812645c97be2e">
+  <xsd:schema xmlns:xsd="http://www.w3.org/2001/XMLSchema" xmlns:xs="http://www.w3.org/2001/XMLSchema" xmlns:p="http://schemas.microsoft.com/office/2006/metadata/properties" xmlns:ns2="26c2b24a-a057-4aca-9b64-9bcaa58ad00d" targetNamespace="http://schemas.microsoft.com/office/2006/metadata/properties" ma:root="true" ma:fieldsID="e1d9f2b25163f7d2f45dc2a26f709ac7" ns2:_="">
+    <xsd:import namespace="26c2b24a-a057-4aca-9b64-9bcaa58ad00d"/>
+    <xsd:element name="properties">
+      <xsd:complexType>
+        <xsd:sequence>
+          <xsd:element name="documentManagement">
+            <xsd:complexType>
+              <xsd:all>
+                <xsd:element ref="ns2:MediaServiceMetadata" minOccurs="0"/>
+                <xsd:element ref="ns2:MediaServiceFastMetadata" minOccurs="0"/>
+                <xsd:element ref="ns2:MediaServiceSearchProperties" minOccurs="0"/>
+                <xsd:element ref="ns2:MediaServiceDateTaken" minOccurs="0"/>
+                <xsd:element ref="ns2:MediaServiceGenerationTime" minOccurs="0"/>
+                <xsd:element ref="ns2:MediaServiceEventHashCode" minOccurs="0"/>
+                <xsd:element ref="ns2:MediaLengthInSeconds" minOccurs="0"/>
+                <xsd:element ref="ns2:lcf76f155ced4ddcb4097134ff3c332f" minOccurs="0"/>
+                <xsd:element ref="ns2:MediaServiceOCR" minOccurs="0"/>
+              </xsd:all>
+            </xsd:complexType>
+          </xsd:element>
+        </xsd:sequence>
+      </xsd:complexType>
+    </xsd:element>
+  </xsd:schema>
+  <xsd:schema xmlns:xsd="http://www.w3.org/2001/XMLSchema" xmlns:xs="http://www.w3.org/2001/XMLSchema" xmlns:dms="http://schemas.microsoft.com/office/2006/documentManagement/types" xmlns:pc="http://schemas.microsoft.com/office/infopath/2007/PartnerControls" targetNamespace="26c2b24a-a057-4aca-9b64-9bcaa58ad00d" elementFormDefault="qualified">
+    <xsd:import namespace="http://schemas.microsoft.com/office/2006/documentManagement/types"/>
+    <xsd:import namespace="http://schemas.microsoft.com/office/infopath/2007/PartnerControls"/>
+    <xsd:element name="MediaServiceMetadata" ma:index="8" nillable="true" ma:displayName="MediaServiceMetadata" ma:hidden="true" ma:internalName="MediaServiceMetadata" ma:readOnly="true">
+      <xsd:simpleType>
+        <xsd:restriction base="dms:Note"/>
+      </xsd:simpleType>
+    </xsd:element>
+    <xsd:element name="MediaServiceFastMetadata" ma:index="9" nillable="true" ma:displayName="MediaServiceFastMetadata" ma:hidden="true" ma:internalName="MediaServiceFastMetadata" ma:readOnly="true">
+      <xsd:simpleType>
+        <xsd:restriction base="dms:Note"/>
+      </xsd:simpleType>
+    </xsd:element>
+    <xsd:element name="MediaServiceSearchProperties" ma:index="10" nillable="true" ma:displayName="MediaServiceSearchProperties" ma:hidden="true" ma:internalName="MediaServiceSearchProperties" ma:readOnly="true">
+      <xsd:simpleType>
+        <xsd:restriction base="dms:Note"/>
+      </xsd:simpleType>
+    </xsd:element>
+    <xsd:element name="MediaServiceDateTaken" ma:index="11" nillable="true" ma:displayName="MediaServiceDateTaken" ma:hidden="true" ma:indexed="true" ma:internalName="MediaServiceDateTaken" ma:readOnly="true">
+      <xsd:simpleType>
+        <xsd:restriction base="dms:Text"/>
+      </xsd:simpleType>
+    </xsd:element>
+    <xsd:element name="MediaServiceGenerationTime" ma:index="12" nillable="true" ma:displayName="MediaServiceGenerationTime" ma:hidden="true" ma:internalName="MediaServiceGenerationTime" ma:readOnly="true">
+      <xsd:simpleType>
+        <xsd:restriction base="dms:Text"/>
+      </xsd:simpleType>
+    </xsd:element>
+    <xsd:element name="MediaServiceEventHashCode" ma:index="13" nillable="true" ma:displayName="MediaServiceEventHashCode" ma:hidden="true" ma:internalName="MediaServiceEventHashCode" ma:readOnly="true">
+      <xsd:simpleType>
+        <xsd:restriction base="dms:Text"/>
+      </xsd:simpleType>
+    </xsd:element>
+    <xsd:element name="MediaLengthInSeconds" ma:index="14" nillable="true" ma:displayName="MediaLengthInSeconds" ma:hidden="true" ma:internalName="MediaLengthInSeconds" ma:readOnly="true">
+      <xsd:simpleType>
+        <xsd:restriction base="dms:Unknown"/>
+      </xsd:simpleType>
+    </xsd:element>
+    <xsd:element name="lcf76f155ced4ddcb4097134ff3c332f" ma:index="16" nillable="true" ma:taxonomy="true" ma:internalName="lcf76f155ced4ddcb4097134ff3c332f" ma:taxonomyFieldName="MediaServiceImageTags" ma:displayName="Image Tags" ma:readOnly="false" ma:fieldId="{5cf76f15-5ced-4ddc-b409-7134ff3c332f}" ma:taxonomyMulti="true" ma:sspId="c921d02d-b337-4ce5-bd1c-22d9132a6b17" ma:termSetId="09814cd3-568e-fe90-9814-8d621ff8fb84" ma:anchorId="fba54fb3-c3e1-fe81-a776-ca4b69148c4d" ma:open="true" ma:isKeyword="false">
+      <xsd:complexType>
+        <xsd:sequence>
+          <xsd:element ref="pc:Terms" minOccurs="0" maxOccurs="1"/>
+        </xsd:sequence>
+      </xsd:complexType>
+    </xsd:element>
+    <xsd:element name="MediaServiceOCR" ma:index="17" nillable="true" ma:displayName="Extracted Text" ma:internalName="MediaServiceOCR" ma:readOnly="true">
+      <xsd:simpleType>
+        <xsd:restriction base="dms:Note">
+          <xsd:maxLength value="255"/>
+        </xsd:restriction>
+      </xsd:simpleType>
+    </xsd:element>
+  </xsd:schema>
+  <xsd:schema xmlns="http://schemas.openxmlformats.org/package/2006/metadata/core-properties" xmlns:xsd="http://www.w3.org/2001/XMLSchema" xmlns:xsi="http://www.w3.org/2001/XMLSchema-instance" xmlns:dc="http://purl.org/dc/elements/1.1/" xmlns:dcterms="http://purl.org/dc/terms/" xmlns:odoc="http://schemas.microsoft.com/internal/obd" targetNamespace="http://schemas.openxmlformats.org/package/2006/metadata/core-properties" elementFormDefault="qualified" attributeFormDefault="unqualified" blockDefault="#all">
+    <xsd:import namespace="http://purl.org/dc/elements/1.1/" schemaLocation="http://dublincore.org/schemas/xmls/qdc/2003/04/02/dc.xsd"/>
+    <xsd:import namespace="http://purl.org/dc/terms/" schemaLocation="http://dublincore.org/schemas/xmls/qdc/2003/04/02/dcterms.xsd"/>
+    <xsd:element name="coreProperties" type="CT_coreProperties"/>
+    <xsd:complexType name="CT_coreProperties">
+      <xsd:all>
+        <xsd:element ref="dc:creator" minOccurs="0" maxOccurs="1"/>
+        <xsd:element ref="dcterms:created" minOccurs="0" maxOccurs="1"/>
+        <xsd:element ref="dc:identifier" minOccurs="0" maxOccurs="1"/>
+        <xsd:element name="contentType" minOccurs="0" maxOccurs="1" type="xsd:string" ma:index="0" ma:displayName="Content Type"/>
+        <xsd:element ref="dc:title" minOccurs="0" maxOccurs="1" ma:index="4" ma:displayName="Title"/>
+        <xsd:element ref="dc:subject" minOccurs="0" maxOccurs="1"/>
+        <xsd:element ref="dc:description" minOccurs="0" maxOccurs="1"/>
+        <xsd:element name="keywords" minOccurs="0" maxOccurs="1" type="xsd:string"/>
+        <xsd:element ref="dc:language" minOccurs="0" maxOccurs="1"/>
+        <xsd:element name="category" minOccurs="0" maxOccurs="1" type="xsd:string"/>
+        <xsd:element name="version" minOccurs="0" maxOccurs="1" type="xsd:string"/>
+        <xsd:element name="revision" minOccurs="0" maxOccurs="1" type="xsd:string">
+          <xsd:annotation>
+            <xsd:documentation>
+                        This value indicates the number of saves or revisions. The application is responsible for updating this value after each revision.
+                    </xsd:documentation>
+          </xsd:annotation>
+        </xsd:element>
+        <xsd:element name="lastModifiedBy" minOccurs="0" maxOccurs="1" type="xsd:string"/>
+        <xsd:element ref="dcterms:modified" minOccurs="0" maxOccurs="1"/>
+        <xsd:element name="contentStatus" minOccurs="0" maxOccurs="1" type="xsd:string"/>
+      </xsd:all>
+    </xsd:complexType>
+  </xsd:schema>
+  <xs:schema xmlns:pc="http://schemas.microsoft.com/office/infopath/2007/PartnerControls" xmlns:xs="http://www.w3.org/2001/XMLSchema" targetNamespace="http://schemas.microsoft.com/office/infopath/2007/PartnerControls" elementFormDefault="qualified" attributeFormDefault="unqualified">
+    <xs:element name="Person">
+      <xs:complexType>
+        <xs:sequence>
+          <xs:element ref="pc:DisplayName" minOccurs="0"/>
+          <xs:element ref="pc:AccountId" minOccurs="0"/>
+          <xs:element ref="pc:AccountType" minOccurs="0"/>
+        </xs:sequence>
+      </xs:complexType>
+    </xs:element>
+    <xs:element name="DisplayName" type="xs:string"/>
+    <xs:element name="AccountId" type="xs:string"/>
+    <xs:element name="AccountType" type="xs:string"/>
+    <xs:element name="BDCAssociatedEntity">
+      <xs:complexType>
+        <xs:sequence>
+          <xs:element ref="pc:BDCEntity" minOccurs="0" maxOccurs="unbounded"/>
+        </xs:sequence>
+        <xs:attribute ref="pc:EntityNamespace"/>
+        <xs:attribute ref="pc:EntityName"/>
+        <xs:attribute ref="pc:SystemInstanceName"/>
+        <xs:attribute ref="pc:AssociationName"/>
+      </xs:complexType>
+    </xs:element>
+    <xs:attribute name="EntityNamespace" type="xs:string"/>
+    <xs:attribute name="EntityName" type="xs:string"/>
+    <xs:attribute name="SystemInstanceName" type="xs:string"/>
+    <xs:attribute name="AssociationName" type="xs:string"/>
+    <xs:element name="BDCEntity">
+      <xs:complexType>
+        <xs:sequence>
+          <xs:element ref="pc:EntityDisplayName" minOccurs="0"/>
+          <xs:element ref="pc:EntityInstanceReference" minOccurs="0"/>
+          <xs:element ref="pc:EntityId1" minOccurs="0"/>
+          <xs:element ref="pc:EntityId2" minOccurs="0"/>
+          <xs:element ref="pc:EntityId3" minOccurs="0"/>
+          <xs:element ref="pc:EntityId4" minOccurs="0"/>
+          <xs:element ref="pc:EntityId5" minOccurs="0"/>
+        </xs:sequence>
+      </xs:complexType>
+    </xs:element>
+    <xs:element name="EntityDisplayName" type="xs:string"/>
+    <xs:element name="EntityInstanceReference" type="xs:string"/>
+    <xs:element name="EntityId1" type="xs:string"/>
+    <xs:element name="EntityId2" type="xs:string"/>
+    <xs:element name="EntityId3" type="xs:string"/>
+    <xs:element name="EntityId4" type="xs:string"/>
+    <xs:element name="EntityId5" type="xs:string"/>
+    <xs:element name="Terms">
+      <xs:complexType>
+        <xs:sequence>
+          <xs:element ref="pc:TermInfo" minOccurs="0" maxOccurs="unbounded"/>
+        </xs:sequence>
+      </xs:complexType>
+    </xs:element>
+    <xs:element name="TermInfo">
+      <xs:complexType>
+        <xs:sequence>
+          <xs:element ref="pc:TermName" minOccurs="0"/>
+          <xs:element ref="pc:TermId" minOccurs="0"/>
+        </xs:sequence>
+      </xs:complexType>
+    </xs:element>
+    <xs:element name="TermName" type="xs:string"/>
+    <xs:element name="TermId" type="xs:string"/>
+  </xs:schema>
+</ct:contentTypeSchema>
+</file>
+
+<file path=customXml/item2.xml><?xml version="1.0" encoding="utf-8"?>
+<?mso-contentType ?>
+<FormTemplates xmlns="http://schemas.microsoft.com/sharepoint/v3/contenttype/forms">
+  <Display>DocumentLibraryForm</Display>
+  <Edit>DocumentLibraryForm</Edit>
+  <New>DocumentLibraryForm</New>
+</FormTemplates>
+</file>
+
+<file path=customXml/item3.xml><?xml version="1.0" encoding="utf-8"?>
+<p:properties xmlns:p="http://schemas.microsoft.com/office/2006/metadata/properties" xmlns:xsi="http://www.w3.org/2001/XMLSchema-instance" xmlns:pc="http://schemas.microsoft.com/office/infopath/2007/PartnerControls">
+  <documentManagement>
+    <lcf76f155ced4ddcb4097134ff3c332f xmlns="26c2b24a-a057-4aca-9b64-9bcaa58ad00d">
+      <Terms xmlns="http://schemas.microsoft.com/office/infopath/2007/PartnerControls"/>
+    </lcf76f155ced4ddcb4097134ff3c332f>
+  </documentManagement>
+</p:properties>
+</file>
+
+<file path=customXml/itemProps1.xml><?xml version="1.0" encoding="utf-8"?>
+<ds:datastoreItem xmlns:ds="http://schemas.openxmlformats.org/officeDocument/2006/customXml" ds:itemID="{F7ADA0F0-BDF5-493D-8A6F-4FD4F041A899}"/>
+</file>
+
+<file path=customXml/itemProps2.xml><?xml version="1.0" encoding="utf-8"?>
+<ds:datastoreItem xmlns:ds="http://schemas.openxmlformats.org/officeDocument/2006/customXml" ds:itemID="{4D57C367-D69C-4790-8E66-607AA4F6F757}"/>
+</file>
+
+<file path=customXml/itemProps3.xml><?xml version="1.0" encoding="utf-8"?>
+<ds:datastoreItem xmlns:ds="http://schemas.openxmlformats.org/officeDocument/2006/customXml" ds:itemID="{B681A4DC-3C22-4116-9753-F610C9FAEE59}"/>
 </file>